--- a/documentword/开发计划.docx
+++ b/documentword/开发计划.docx
@@ -483,7 +483,7 @@
                 <w:color w:val="263442"/>
                 <w:sz w:val="17"/>
               </w:rPr>
-              <w:t>学生门户和选课业务：课程浏览、主选/备选、草稿保存、提交、加退选、先修与冲突校验、成绩单及对应测试。</w:t>
+              <w:t>学生门户和选课业务：课程浏览、主选/备选、草稿保存、提交、加退选、先修校验、学生选课与教师授课时间冲突检测及对应测试、成绩单。</w:t>
             </w:r>
           </w:p>
         </w:tc>
@@ -617,7 +617,7 @@
                 <w:color w:val="263442"/>
                 <w:sz w:val="17"/>
               </w:rPr>
-              <w:t>教师门户：授课选择、资格和时间冲突处理、班级名册、成绩录入、学期过滤及对应测试。</w:t>
+              <w:t>教师门户：授课选择、资格与班次占用校验、班级名册、成绩录入、学期过滤及对应测试。</w:t>
             </w:r>
           </w:p>
         </w:tc>
